--- a/public/materialy/1L/10/Pro učitele/Protokol souladu.docx
+++ b/public/materialy/1L/10/Pro učitele/Protokol souladu.docx
@@ -710,7 +710,7 @@
                 <w:color w:val="17211E"/>
                 <w:sz w:val="14"/>
               </w:rPr>
-              <w:t>01_laborator_fungovani_AI.html, 01_trenovaci_data.csv</w:t>
+              <w:t>1. Laboratoř fungování AI.html, 1. Trénovací data.csv</w:t>
             </w:r>
           </w:p>
         </w:tc>
@@ -743,7 +743,7 @@
                 <w:color w:val="17211E"/>
                 <w:sz w:val="14"/>
               </w:rPr>
-              <w:t>01_Zaklady_AI_a_uceni_z_dat.pptx</w:t>
+              <w:t>1. Základy AI a učení z dat.pptx</w:t>
             </w:r>
           </w:p>
         </w:tc>
@@ -880,7 +880,7 @@
                 <w:color w:val="17211E"/>
                 <w:sz w:val="14"/>
               </w:rPr>
-              <w:t>01_laborator_fungovani_AI.html, 02_tokeny_a_predikce.txt</w:t>
+              <w:t>1. Laboratoř fungování AI.html, 2. Tokeny a predikce.txt</w:t>
             </w:r>
           </w:p>
         </w:tc>
@@ -914,7 +914,7 @@
                 <w:color w:val="17211E"/>
                 <w:sz w:val="14"/>
               </w:rPr>
-              <w:t>02_Jak_jazykovy_model_tvori_odpoved.pptx</w:t>
+              <w:t>2. Jak jazykový model tvoří odpověď.pptx</w:t>
             </w:r>
           </w:p>
         </w:tc>
@@ -1049,7 +1049,7 @@
                 <w:color w:val="17211E"/>
                 <w:sz w:val="14"/>
               </w:rPr>
-              <w:t>01_laborator_fungovani_AI.html, 03_odpovedi_k_overeni.txt</w:t>
+              <w:t>1. Laboratoř fungování AI.html, 3. Odpovědi k ověření.txt</w:t>
             </w:r>
           </w:p>
         </w:tc>
@@ -1082,7 +1082,7 @@
                 <w:color w:val="17211E"/>
                 <w:sz w:val="14"/>
               </w:rPr>
-              <w:t>03_Proc_AI_chybuje_a_jak_overovat.pptx</w:t>
+              <w:t>3. Proč AI chybuje a jak ověřovat.pptx</w:t>
             </w:r>
           </w:p>
         </w:tc>
@@ -1219,7 +1219,7 @@
                 <w:color w:val="17211E"/>
                 <w:sz w:val="14"/>
               </w:rPr>
-              <w:t>04_delegacni_situace.csv, 04_promptova_dilna.txt</w:t>
+              <w:t>4. Delegační situace.csv, 4. Promptová dílna.txt</w:t>
             </w:r>
           </w:p>
         </w:tc>
@@ -1253,7 +1253,7 @@
                 <w:color w:val="17211E"/>
                 <w:sz w:val="14"/>
               </w:rPr>
-              <w:t>04_Delegation_a_Description.pptx</w:t>
+              <w:t>4. Delegation a Description.pptx</w:t>
             </w:r>
           </w:p>
         </w:tc>
@@ -1388,7 +1388,7 @@
                 <w:color w:val="17211E"/>
                 <w:sz w:val="14"/>
               </w:rPr>
-              <w:t>05_zdrojovy_balicek_rekuperace.txt, 05_vystup_k_oprave.txt, 05_vystupy_k_posouzeni.txt</w:t>
+              <w:t>5. Zdrojový balíček - rekuperace.txt, 5. Výstup k opravě.txt, 5. Výstupy k posouzení.txt</w:t>
             </w:r>
           </w:p>
         </w:tc>
@@ -1421,7 +1421,7 @@
                 <w:color w:val="17211E"/>
                 <w:sz w:val="14"/>
               </w:rPr>
-              <w:t>05_Spoluprace_s_Copilotem_a_Discernment.pptx</w:t>
+              <w:t>5. Spolupráce s Copilotem a Discernment.pptx</w:t>
             </w:r>
           </w:p>
         </w:tc>
@@ -1558,7 +1558,7 @@
                 <w:color w:val="17211E"/>
                 <w:sz w:val="14"/>
               </w:rPr>
-              <w:t>06_eticke_a_pravni_situace.csv, 06_zaverecna_vyzva.txt</w:t>
+              <w:t>6. Etické a právní situace.csv, 6. Závěrečná výzva.txt</w:t>
             </w:r>
           </w:p>
         </w:tc>
@@ -1592,7 +1592,7 @@
                 <w:color w:val="17211E"/>
                 <w:sz w:val="14"/>
               </w:rPr>
-              <w:t>06_Diligence_a_zaverecna_vyzva.pptx</w:t>
+              <w:t>6. Diligence a závěrečná výzva.pptx</w:t>
             </w:r>
           </w:p>
         </w:tc>
@@ -2001,7 +2001,7 @@
                 <w:color w:val="17211E"/>
                 <w:sz w:val="17"/>
               </w:rPr>
-              <w:t>Každý název souboru uvedený v metodice a sešitu fyzicky existuje ve složce 03.</w:t>
+              <w:t>Každý název souboru uvedený v metodice a sešitu fyzicky existuje ve složce Podklady k aktivitám.</w:t>
             </w:r>
           </w:p>
         </w:tc>
@@ -2345,7 +2345,7 @@
                 <w:color w:val="17211E"/>
                 <w:sz w:val="17"/>
               </w:rPr>
-              <w:t>Původní materiály a jejich CC BY-NC-SA 4.0 atribuce jsou součástí složky 05.</w:t>
+              <w:t>Původní materiály a jejich CC BY-NC-SA 4.0 atribuce jsou součástí složky Zdroje AI Fluency.</w:t>
             </w:r>
           </w:p>
         </w:tc>
